--- a/docs/NewsLens_AI_Setup_and_Run_Guide.docx
+++ b/docs/NewsLens_AI_Setup_and_Run_Guide.docx
@@ -274,7 +274,7 @@
                 <w:rFonts w:ascii="Calibri" w:hAnsi="Calibri"/>
                 <w:sz w:val="16"/>
               </w:rPr>
-              <w:t>GitHub-ready public documentation; publication pending owner action</w:t>
+              <w:t>Public GitHub repository active; Streamlit and Vercel blocked pending a legally redistributable public model</w:t>
             </w:r>
           </w:p>
         </w:tc>
@@ -531,7 +531,7 @@
                 <w:rFonts w:ascii="Calibri" w:hAnsi="Calibri"/>
                 <w:sz w:val="16"/>
               </w:rPr>
-              <w:t>Intended canonical repository: https://github.com/DevenGaikwad/NewsLens-AI (not yet created)</w:t>
+              <w:t>Canonical public repository: https://github.com/DevenGaikwad/NewsLens-AI (active)</w:t>
             </w:r>
           </w:p>
         </w:tc>
@@ -1772,7 +1772,7 @@
         <w:drawing>
           <wp:inline xmlns:a="http://schemas.openxmlformats.org/drawingml/2006/main" xmlns:pic="http://schemas.openxmlformats.org/drawingml/2006/picture">
             <wp:extent cx="5669280" cy="3543300"/>
-            <wp:docPr id="33" name="Picture 33" descr="Figure S.1. News Desk." title="Figure S.1. News Desk."/>
+            <wp:docPr id="41" name="Picture 41" descr="Figure S.1. News Desk." title="Figure S.1. News Desk."/>
             <wp:cNvGraphicFramePr>
               <a:graphicFrameLocks noChangeAspect="1"/>
             </wp:cNvGraphicFramePr>
@@ -1780,7 +1780,7 @@
               <a:graphicData uri="http://schemas.openxmlformats.org/drawingml/2006/picture">
                 <pic:pic>
                   <pic:nvPicPr>
-                    <pic:cNvPr id="0" name="01_home.png"/>
+                    <pic:cNvPr id="0" name="image.png"/>
                     <pic:cNvPicPr/>
                   </pic:nvPicPr>
                   <pic:blipFill>
@@ -1934,7 +1934,7 @@
         <w:drawing>
           <wp:inline xmlns:a="http://schemas.openxmlformats.org/drawingml/2006/main" xmlns:pic="http://schemas.openxmlformats.org/drawingml/2006/picture">
             <wp:extent cx="5669280" cy="3937000"/>
-            <wp:docPr id="34" name="Picture 34" descr="Figure S.2. Populated article input." title="Figure S.2. Populated article input."/>
+            <wp:docPr id="42" name="Picture 42" descr="Figure S.2. Populated article input." title="Figure S.2. Populated article input."/>
             <wp:cNvGraphicFramePr>
               <a:graphicFrameLocks noChangeAspect="1"/>
             </wp:cNvGraphicFramePr>
@@ -1999,7 +1999,7 @@
         <w:drawing>
           <wp:inline xmlns:a="http://schemas.openxmlformats.org/drawingml/2006/main" xmlns:pic="http://schemas.openxmlformats.org/drawingml/2006/picture">
             <wp:extent cx="5669280" cy="3661410"/>
-            <wp:docPr id="35" name="Picture 35" descr="Figure S.3. Analysis result." title="Figure S.3. Analysis result."/>
+            <wp:docPr id="43" name="Picture 43" descr="Figure S.3. Analysis result." title="Figure S.3. Analysis result."/>
             <wp:cNvGraphicFramePr>
               <a:graphicFrameLocks noChangeAspect="1"/>
             </wp:cNvGraphicFramePr>
@@ -2007,7 +2007,7 @@
               <a:graphicData uri="http://schemas.openxmlformats.org/drawingml/2006/picture">
                 <pic:pic>
                   <pic:nvPicPr>
-                    <pic:cNvPr id="0" name="03_summary_and_risk_results.png"/>
+                    <pic:cNvPr id="0" name="image.png"/>
                     <pic:cNvPicPr/>
                   </pic:nvPicPr>
                   <pic:blipFill>
@@ -2064,7 +2064,7 @@
         <w:drawing>
           <wp:inline xmlns:a="http://schemas.openxmlformats.org/drawingml/2006/main" xmlns:pic="http://schemas.openxmlformats.org/drawingml/2006/picture">
             <wp:extent cx="5669280" cy="3700780"/>
-            <wp:docPr id="36" name="Picture 36" descr="Figure S.4. Explanation and exports." title="Figure S.4. Explanation and exports."/>
+            <wp:docPr id="44" name="Picture 44" descr="Figure S.4. Explanation and exports." title="Figure S.4. Explanation and exports."/>
             <wp:cNvGraphicFramePr>
               <a:graphicFrameLocks noChangeAspect="1"/>
             </wp:cNvGraphicFramePr>
@@ -2072,7 +2072,7 @@
               <a:graphicData uri="http://schemas.openxmlformats.org/drawingml/2006/picture">
                 <pic:pic>
                   <pic:nvPicPr>
-                    <pic:cNvPr id="0" name="04_explainability_and_downloads.png"/>
+                    <pic:cNvPr id="0" name="image.png"/>
                     <pic:cNvPicPr/>
                   </pic:nvPicPr>
                   <pic:blipFill>
@@ -2380,7 +2380,7 @@
     </w:p>
     <w:p>
       <w:r>
-        <w:t>After publication, https://github.com/DevenGaikwad/NewsLens-AI is intended to be canonical. The target Streamlit Community Cloud configuration is branch main, entrypoint app.py and root requirements.txt; Vercel uses web/ and exposes only NEXT_PUBLIC_STREAMLIT_APP_URL. The session history default is temporary visitor-isolated SQLite. No live deployment is claimed, and functional hosting must not proceed until the derived-model redistribution basis is documented.</w:t>
+        <w:t>https://github.com/DevenGaikwad/NewsLens-AI is the canonical active public repository. The future Streamlit Community Cloud configuration is branch main, entrypoint app.py and root requirements.txt; Vercel uses web/ and exposes only NEXT_PUBLIC_STREAMLIT_APP_URL. The session history default is temporary visitor-isolated SQLite. No live deployment is claimed, and functional hosting must not proceed until a legally redistributable public model and complete rights chain are verified.</w:t>
       </w:r>
     </w:p>
     <w:p>
@@ -2423,7 +2423,7 @@
         </w:pBdr>
       </w:pPr>
       <w:r>
-        <w:t>Publication gate: do not publish secrets, visitor data, generated databases, raw datasets, the private Joblib or confidence_calibration.json. The public staging package intentionally cannot run classification; do not retrain, mock or replace the model to bypass this gate. Create the empty public repository and update live links only after the owner completes the documented repository and rights steps.</w:t>
+        <w:t>Public-artifact and deployment gate: do not publish secrets, visitor data, generated databases, raw datasets, the private Joblib or confidence_calibration.json. The public repository excludes those artifacts and cannot currently run classification; do not retrain, mock or replace the model to bypass this gate. GitHub publication is complete, but functional hosting must remain blocked until a legally redistributable public model and complete rights chain are verified.</w:t>
       </w:r>
     </w:p>
     <w:p>

--- a/docs/NewsLens_AI_Setup_and_Run_Guide.docx
+++ b/docs/NewsLens_AI_Setup_and_Run_Guide.docx
@@ -1772,7 +1772,7 @@
         <w:drawing>
           <wp:inline xmlns:a="http://schemas.openxmlformats.org/drawingml/2006/main" xmlns:pic="http://schemas.openxmlformats.org/drawingml/2006/picture">
             <wp:extent cx="5669280" cy="3543300"/>
-            <wp:docPr id="41" name="Picture 41" descr="Figure S.1. News Desk." title="Figure S.1. News Desk."/>
+            <wp:docPr id="33" name="Picture 33" descr="Figure S.1. News Desk." title="Figure S.1. News Desk."/>
             <wp:cNvGraphicFramePr>
               <a:graphicFrameLocks noChangeAspect="1"/>
             </wp:cNvGraphicFramePr>
@@ -1780,7 +1780,7 @@
               <a:graphicData uri="http://schemas.openxmlformats.org/drawingml/2006/picture">
                 <pic:pic>
                   <pic:nvPicPr>
-                    <pic:cNvPr id="0" name="image.png"/>
+                    <pic:cNvPr id="0" name="01_home.png"/>
                     <pic:cNvPicPr/>
                   </pic:nvPicPr>
                   <pic:blipFill>
@@ -1934,7 +1934,7 @@
         <w:drawing>
           <wp:inline xmlns:a="http://schemas.openxmlformats.org/drawingml/2006/main" xmlns:pic="http://schemas.openxmlformats.org/drawingml/2006/picture">
             <wp:extent cx="5669280" cy="3937000"/>
-            <wp:docPr id="42" name="Picture 42" descr="Figure S.2. Populated article input." title="Figure S.2. Populated article input."/>
+            <wp:docPr id="34" name="Picture 34" descr="Figure S.2. Populated article input." title="Figure S.2. Populated article input."/>
             <wp:cNvGraphicFramePr>
               <a:graphicFrameLocks noChangeAspect="1"/>
             </wp:cNvGraphicFramePr>
@@ -1999,7 +1999,7 @@
         <w:drawing>
           <wp:inline xmlns:a="http://schemas.openxmlformats.org/drawingml/2006/main" xmlns:pic="http://schemas.openxmlformats.org/drawingml/2006/picture">
             <wp:extent cx="5669280" cy="3661410"/>
-            <wp:docPr id="43" name="Picture 43" descr="Figure S.3. Analysis result." title="Figure S.3. Analysis result."/>
+            <wp:docPr id="35" name="Picture 35" descr="Figure S.3. Analysis result." title="Figure S.3. Analysis result."/>
             <wp:cNvGraphicFramePr>
               <a:graphicFrameLocks noChangeAspect="1"/>
             </wp:cNvGraphicFramePr>
@@ -2007,7 +2007,7 @@
               <a:graphicData uri="http://schemas.openxmlformats.org/drawingml/2006/picture">
                 <pic:pic>
                   <pic:nvPicPr>
-                    <pic:cNvPr id="0" name="image.png"/>
+                    <pic:cNvPr id="0" name="03_summary_and_risk_results.png"/>
                     <pic:cNvPicPr/>
                   </pic:nvPicPr>
                   <pic:blipFill>
@@ -2064,7 +2064,7 @@
         <w:drawing>
           <wp:inline xmlns:a="http://schemas.openxmlformats.org/drawingml/2006/main" xmlns:pic="http://schemas.openxmlformats.org/drawingml/2006/picture">
             <wp:extent cx="5669280" cy="3700780"/>
-            <wp:docPr id="44" name="Picture 44" descr="Figure S.4. Explanation and exports." title="Figure S.4. Explanation and exports."/>
+            <wp:docPr id="36" name="Picture 36" descr="Figure S.4. Explanation and exports." title="Figure S.4. Explanation and exports."/>
             <wp:cNvGraphicFramePr>
               <a:graphicFrameLocks noChangeAspect="1"/>
             </wp:cNvGraphicFramePr>
@@ -2072,7 +2072,7 @@
               <a:graphicData uri="http://schemas.openxmlformats.org/drawingml/2006/picture">
                 <pic:pic>
                   <pic:nvPicPr>
-                    <pic:cNvPr id="0" name="image.png"/>
+                    <pic:cNvPr id="0" name="04_explainability_and_downloads.png"/>
                     <pic:cNvPicPr/>
                   </pic:nvPicPr>
                   <pic:blipFill>

--- a/docs/NewsLens_AI_Setup_and_Run_Guide.docx
+++ b/docs/NewsLens_AI_Setup_and_Run_Guide.docx
@@ -274,7 +274,7 @@
                 <w:rFonts w:ascii="Calibri" w:hAnsi="Calibri"/>
                 <w:sz w:val="16"/>
               </w:rPr>
-              <w:t>GitHub-ready public documentation; publication pending owner action</w:t>
+              <w:t>Public GitHub repository active; Streamlit and Vercel blocked pending a legally redistributable public model</w:t>
             </w:r>
           </w:p>
         </w:tc>
@@ -531,7 +531,7 @@
                 <w:rFonts w:ascii="Calibri" w:hAnsi="Calibri"/>
                 <w:sz w:val="16"/>
               </w:rPr>
-              <w:t>Intended canonical repository: https://github.com/DevenGaikwad/NewsLens-AI (not yet created)</w:t>
+              <w:t>Canonical public repository: https://github.com/DevenGaikwad/NewsLens-AI (active)</w:t>
             </w:r>
           </w:p>
         </w:tc>
@@ -2380,7 +2380,7 @@
     </w:p>
     <w:p>
       <w:r>
-        <w:t>After publication, https://github.com/DevenGaikwad/NewsLens-AI is intended to be canonical. The target Streamlit Community Cloud configuration is branch main, entrypoint app.py and root requirements.txt; Vercel uses web/ and exposes only NEXT_PUBLIC_STREAMLIT_APP_URL. The session history default is temporary visitor-isolated SQLite. No live deployment is claimed, and functional hosting must not proceed until the derived-model redistribution basis is documented.</w:t>
+        <w:t>https://github.com/DevenGaikwad/NewsLens-AI is the canonical active public repository. The future Streamlit Community Cloud configuration is branch main, entrypoint app.py and root requirements.txt; Vercel uses web/ and exposes only NEXT_PUBLIC_STREAMLIT_APP_URL. The session history default is temporary visitor-isolated SQLite. No live deployment is claimed, and functional hosting must not proceed until a legally redistributable public model and complete rights chain are verified.</w:t>
       </w:r>
     </w:p>
     <w:p>
@@ -2423,7 +2423,7 @@
         </w:pBdr>
       </w:pPr>
       <w:r>
-        <w:t>Publication gate: do not publish secrets, visitor data, generated databases, raw datasets, the private Joblib or confidence_calibration.json. The public staging package intentionally cannot run classification; do not retrain, mock or replace the model to bypass this gate. Create the empty public repository and update live links only after the owner completes the documented repository and rights steps.</w:t>
+        <w:t>Public-artifact and deployment gate: do not publish secrets, visitor data, generated databases, raw datasets, the private Joblib or confidence_calibration.json. The public repository excludes those artifacts and cannot currently run classification; do not retrain, mock or replace the model to bypass this gate. GitHub publication is complete, but functional hosting must remain blocked until a legally redistributable public model and complete rights chain are verified.</w:t>
       </w:r>
     </w:p>
     <w:p>
